--- a/pythonapi/docxtemplates/autorizacion_viaje_menor.docx
+++ b/pythonapi/docxtemplates/autorizacion_viaje_menor.docx
@@ -89,12 +89,7 @@
         <w:jc w:val="both"/>
       </w:pPr>
       <w:r>
-        <w:rPr>
-          <w:b w:val="0"/>
-          <w:i w:val="0"/>
-          <w:u w:val="none"/>
-        </w:rPr>
-        <w:t>Por ante mí, {{NOTARIO_TITULO_NOMBRE_MAYUS}}, {{NOTARIO_NACIONALIDAD}}, mayor de edad, {{NOTARIO_ESTADO_CIVIL}}, portador(a) de la cédula de identidad y electoral No. {{NOTARIO_CEDULA}}, Notario Público de los del número de este Municipio de {{NOTARIO_MUNICIPIO}}, miembro del Colegio Dominicano de Notarios con matrícula No. {{NOTARIO_MATRICULA}}, con mi estudio profesional abierto en {{NOTARIO_ESTUDIO}}; ha(n) comparecido libre y voluntariamente {{r AUTORIZADOR_NOMBRE}}, de nacionalidad {{AUTORIZADOR_NACIONALIDAD}}, mayor de edad, {{AUTORIZADOR_ESTADO_CIVIL}}, {{AUTORIZADOR_OCUPACION}}, portador(a) de la cédula de identidad y electoral No. {{AUTORIZADOR_CEDULA}}, domiciliado(a) y residente en {{AUTORIZADOR_DOMICILIO}}, quien en lo que sigue del presente acto se denominará {{DENOMINACION_AUTORIZADOR}}; en presencia de los testigos {{r TESTIGO_NOMBRES}}, dominicanos, mayores de edad, {{TESTIGO_ESTADO_CIVIL}}, {{TESTIGO_OCUPACION}}, portadores de las cédulas de identidad y electoral Nos. {{TESTIGO_CEDULAS}}, domiciliados y residentes en {{TESTIGO_DOMICILIO}}, testigos instrumentales requeridos al efecto, libres de tachas y excepciones exigidas por la ley; y me ha(n) declarado el/la(los) compareciente(s) Bajo la Fe del Juramento que por medio del presente acto da(n) Expresa Autorización a {{r MENOR_NOMBRE}}, menor de edad, nacido(a) en fecha {{MENOR_FECHA_NACIMIENTO}}, según {{MENOR_ACTA_NACIMIENTO}}, portador(a) del pasaporte No. {{MENOR_PASAPORTE}}, para que pueda viajar al país de {{PAIS_DESTINO}}, y cualquier otra parte del mundo que fuese necesario, junto a {{r ACEPTANTE_NOMBRE}}, quien acepta, de nacionalidad {{ACEPTANTE_NACIONALIDAD}}, mayor de edad, {{ACEPTANTE_ESTADO_CIVIL}}, {{ACEPTANTE_OCUPACION}}, portador(a) de la cédula de identidad y electoral No. {{ACEPTANTE_CEDULA}}, domiciliado(a) y residente en {{ACEPTANTE_DOMICILIO}}, quien en lo que sigue del presente acto se denominará {{DENOMINACION_ACEPTANTE}}. En fe de lo cual he redactado el presente acto al cual di lectura en voz alta ante el/la(los) compareciente(s), el/la(los) aceptante(s) y los testigos, quienes se mostraron conformes con el contenido del mismo y en señal de aprobación procedieron a firmarlo ante mí y junto conmigo, Notario Público que CERTIFICO Y DOY FE.</w:t>
+        <w:t>Por ante mí, {{NOTARIO_TITULO_NOMBRE_MAYUS}}, {{NOTARIO_NACIONALIDAD}}, mayor de edad, {{NOTARIO_ESTADO_CIVIL}}, portador(a) de la cédula de identidad y electoral No. {{NOTARIO_CEDULA}}, Notario Público de los del número de este Municipio de {{NOTARIO_MUNICIPIO}}, miembro del Colegio Dominicano de Notarios con matrícula No. {{NOTARIO_MATRICULA}}, con mi estudio profesional abierto en {{NOTARIO_ESTUDIO}}; {{AUTORIZADOR_HA}} comparecido libre y voluntariamente {{r AUTORIZADOR_BLOQUE}}, {{AUTORIZADOR_QUIEN}} en lo que {{AUTORIZADOR_SIGUE}} del presente acto {{AUTORIZADOR_SE_DENOMINARA}} {{DENOMINACION_AUTORIZADOR}}; en presencia de los testigos {{r TESTIGO_BLOQUE}}, testigos instrumentales requeridos al efecto, libres de tachas y excepciones exigidas por la ley; y me {{AUTORIZADOR_HA}} declarado el/la(los) compareciente(s) Bajo la Fe del Juramento que por medio del presente acto {{AUTORIZADOR_DA}} Expresa Autorización a {{r MENOR_NOMBRE}}, menor de edad, nacido(a) en fecha {{MENOR_FECHA_NACIMIENTO}}, según {{MENOR_ACTA_NACIMIENTO}}, portador(a) del pasaporte No. {{MENOR_PASAPORTE}}, para que pueda viajar al país de {{PAIS_DESTINO}}, y cualquier otra parte del mundo que fuese necesario, junto a {{r ACEPTANTE_BLOQUE}}, {{ACEPTANTE_QUIEN}} {{ACEPTANTE_ACEPTA}} y en lo que {{ACEPTANTE_SIGUE}} del presente acto {{ACEPTANTE_SE_DENOMINARA}} {{DENOMINACION_ACEPTANTE}}. En fe de lo cual he redactado el presente acto al cual di lectura en voz alta ante el/la(los) compareciente(s), el/la(los) aceptante(s) y los testigos, quienes se mostraron conformes con el contenido del mismo y en señal de aprobación procedieron a firmarlo ante mí y junto conmigo, Notario Público que CERTIFICO Y DOY FE.</w:t>
       </w:r>
     </w:p>
     <w:p/>
